--- a/Course/1 Component 1 - Computer Systems/1.5 Legal, Moral, Cultural and Ethical Issues/1.5.1 Computing Related Legislation/4 Homework (editable).docx
+++ b/Course/1 Component 1 - Computer Systems/1.5 Legal, Moral, Cultural and Ethical Issues/1.5.1 Computing Related Legislation/4 Homework (editable).docx
@@ -7,62 +7,26 @@
         <w:pStyle w:val="Heading1"/>
       </w:pPr>
       <w:r>
+        <w:rPr>
+          <w:b w:val="0"/>
+          <w:i w:val="0"/>
+        </w:rPr>
         <w:t>Homework — 1.5.1 Computing Related Legislation</w:t>
       </w:r>
     </w:p>
     <w:p>
       <w:r>
-        <w:t xml:space="preserve">Name: </w:t>
-      </w:r>
-      <w:r>
         <w:rPr>
-          <w:b/>
+          <w:b w:val="0"/>
+          <w:i w:val="0"/>
         </w:rPr>
-        <w:t>_</w:t>
-      </w:r>
-      <w:r>
-        <w:rPr>
-          <w:b/>
-        </w:rPr>
-        <w:t>_</w:t>
-      </w:r>
-      <w:r>
-        <w:rPr>
-          <w:b/>
-        </w:rPr>
-        <w:t>_</w:t>
-      </w:r>
-      <w:r>
-        <w:rPr>
-          <w:b/>
-        </w:rPr>
-        <w:t>_</w:t>
-      </w:r>
-      <w:r>
-        <w:rPr>
-          <w:b/>
-        </w:rPr>
-        <w:t xml:space="preserve">   Date: </w:t>
-      </w:r>
-      <w:r>
-        <w:rPr>
-          <w:b/>
-        </w:rPr>
-        <w:t>_</w:t>
-      </w:r>
-      <w:r>
-        <w:rPr>
-          <w:b/>
-        </w:rPr>
-        <w:t xml:space="preserve">_   Mark: </w:t>
-      </w:r>
-      <w:r>
-        <w:t>____ / 20</w:t>
+        <w:t>Name: ______________________   Date: __________   Mark: ______ / 20</w:t>
       </w:r>
     </w:p>
     <w:p>
       <w:r>
         <w:rPr>
+          <w:b w:val="0"/>
           <w:i/>
         </w:rPr>
         <w:t>OCR H446 — set after the 1.5.1 lesson.</w:t>
@@ -73,6 +37,10 @@
         <w:pStyle w:val="Heading2"/>
       </w:pPr>
       <w:r>
+        <w:rPr>
+          <w:b w:val="0"/>
+          <w:i w:val="0"/>
+        </w:rPr>
         <w:t>Part A — This week's topic (~14 marks)</w:t>
       </w:r>
     </w:p>
@@ -80,41 +48,62 @@
       <w:r>
         <w:rPr>
           <w:b/>
+          <w:i w:val="0"/>
         </w:rPr>
         <w:t>1.</w:t>
       </w:r>
       <w:r>
+        <w:rPr>
+          <w:b w:val="0"/>
+          <w:i w:val="0"/>
+        </w:rPr>
         <w:t xml:space="preserve"> A nurse uses a colleague's still-logged-in workstation to look up the medical records of a celebrity admitted to the hospital, purely out of curiosity. Name the </w:t>
       </w:r>
       <w:r>
         <w:rPr>
           <w:b/>
+          <w:i w:val="0"/>
         </w:rPr>
         <w:t>Act</w:t>
       </w:r>
       <w:r>
+        <w:rPr>
+          <w:b w:val="0"/>
+          <w:i w:val="0"/>
+        </w:rPr>
         <w:t xml:space="preserve"> and the specific </w:t>
       </w:r>
       <w:r>
         <w:rPr>
           <w:b/>
+          <w:i w:val="0"/>
         </w:rPr>
         <w:t>offence</w:t>
       </w:r>
       <w:r>
+        <w:rPr>
+          <w:b w:val="0"/>
+          <w:i w:val="0"/>
+        </w:rPr>
         <w:t xml:space="preserve"> that this breaches, and justify your choice. </w:t>
       </w:r>
       <w:r>
         <w:rPr>
           <w:b/>
+          <w:i w:val="0"/>
         </w:rPr>
         <w:t>[2]</w:t>
       </w:r>
       <w:r>
+        <w:rPr>
+          <w:b w:val="0"/>
+          <w:i w:val="0"/>
+        </w:rPr>
         <w:t xml:space="preserve"> </w:t>
       </w:r>
       <w:r>
         <w:rPr>
+          <w:b w:val="0"/>
           <w:i/>
         </w:rPr>
         <w:t>(AO1/AO2)</w:t>
@@ -162,23 +151,34 @@
       <w:r>
         <w:rPr>
           <w:b/>
+          <w:i w:val="0"/>
         </w:rPr>
         <w:t>2.</w:t>
       </w:r>
       <w:r>
+        <w:rPr>
+          <w:b w:val="0"/>
+          <w:i w:val="0"/>
+        </w:rPr>
         <w:t xml:space="preserve"> Under the Data Protection Act 2018, define the three roles below and give a one-line example of each in the context of a fitness app that records users' heart-rate data. </w:t>
       </w:r>
       <w:r>
         <w:rPr>
           <w:b/>
+          <w:i w:val="0"/>
         </w:rPr>
         <w:t>[3]</w:t>
       </w:r>
       <w:r>
+        <w:rPr>
+          <w:b w:val="0"/>
+          <w:i w:val="0"/>
+        </w:rPr>
         <w:t xml:space="preserve"> </w:t>
       </w:r>
       <w:r>
         <w:rPr>
+          <w:b w:val="0"/>
           <w:i/>
         </w:rPr>
         <w:t>(AO1/AO2)</w:t>
@@ -218,6 +218,10 @@
     </w:p>
     <w:p>
       <w:r>
+        <w:rPr>
+          <w:b w:val="0"/>
+          <w:i w:val="0"/>
+        </w:rPr>
         <w:t>(a) Data subject  (b) Data controller  (c) Data processor</w:t>
       </w:r>
     </w:p>
@@ -246,32 +250,48 @@
       <w:r>
         <w:rPr>
           <w:b/>
+          <w:i w:val="0"/>
         </w:rPr>
         <w:t>3.</w:t>
       </w:r>
       <w:r>
+        <w:rPr>
+          <w:b w:val="0"/>
+          <w:i w:val="0"/>
+        </w:rPr>
         <w:t xml:space="preserve"> A software developer publishes an open-source game under a licence that lets others copy and modify it freely. State whether the developer still holds </w:t>
       </w:r>
       <w:r>
         <w:rPr>
           <w:b/>
+          <w:i w:val="0"/>
         </w:rPr>
         <w:t>copyright</w:t>
       </w:r>
       <w:r>
+        <w:rPr>
+          <w:b w:val="0"/>
+          <w:i w:val="0"/>
+        </w:rPr>
         <w:t xml:space="preserve"> over the game, and explain how copyright and the licence work together. </w:t>
       </w:r>
       <w:r>
         <w:rPr>
           <w:b/>
+          <w:i w:val="0"/>
         </w:rPr>
         <w:t>[2]</w:t>
       </w:r>
       <w:r>
+        <w:rPr>
+          <w:b w:val="0"/>
+          <w:i w:val="0"/>
+        </w:rPr>
         <w:t xml:space="preserve"> </w:t>
       </w:r>
       <w:r>
         <w:rPr>
+          <w:b w:val="0"/>
           <w:i/>
         </w:rPr>
         <w:t>(AO2)</w:t>
@@ -319,46 +339,71 @@
       <w:r>
         <w:rPr>
           <w:b/>
+          <w:i w:val="0"/>
         </w:rPr>
         <w:t>4.</w:t>
       </w:r>
       <w:r>
+        <w:rPr>
+          <w:b w:val="0"/>
+          <w:i w:val="0"/>
+        </w:rPr>
         <w:t xml:space="preserve"> RIPA 2000 sets out </w:t>
       </w:r>
       <w:r>
         <w:rPr>
+          <w:b w:val="0"/>
           <w:i/>
         </w:rPr>
         <w:t>who may authorise</w:t>
       </w:r>
       <w:r>
+        <w:rPr>
+          <w:b w:val="0"/>
+          <w:i w:val="0"/>
+        </w:rPr>
         <w:t xml:space="preserve"> the interception of communications.</w:t>
       </w:r>
     </w:p>
     <w:p>
       <w:r>
+        <w:rPr>
+          <w:b w:val="0"/>
+          <w:i w:val="0"/>
+        </w:rPr>
         <w:t xml:space="preserve">(a) Explain </w:t>
       </w:r>
       <w:r>
         <w:rPr>
           <w:b/>
+          <w:i w:val="0"/>
         </w:rPr>
         <w:t>why</w:t>
       </w:r>
       <w:r>
+        <w:rPr>
+          <w:b w:val="0"/>
+          <w:i w:val="0"/>
+        </w:rPr>
         <w:t xml:space="preserve"> the Act restricts who can authorise interception, rather than allowing any officer to do so. </w:t>
       </w:r>
       <w:r>
         <w:rPr>
           <w:b/>
+          <w:i w:val="0"/>
         </w:rPr>
         <w:t>[2]</w:t>
       </w:r>
       <w:r>
+        <w:rPr>
+          <w:b w:val="0"/>
+          <w:i w:val="0"/>
+        </w:rPr>
         <w:t xml:space="preserve"> </w:t>
       </w:r>
       <w:r>
         <w:rPr>
+          <w:b w:val="0"/>
           <w:i/>
         </w:rPr>
         <w:t>(AO1/AO2)</w:t>
@@ -404,28 +449,43 @@
     </w:p>
     <w:p>
       <w:r>
+        <w:rPr>
+          <w:b w:val="0"/>
+          <w:i w:val="0"/>
+        </w:rPr>
         <w:t xml:space="preserve">(b) State </w:t>
       </w:r>
       <w:r>
         <w:rPr>
           <w:b/>
+          <w:i w:val="0"/>
         </w:rPr>
         <w:t>one</w:t>
       </w:r>
       <w:r>
+        <w:rPr>
+          <w:b w:val="0"/>
+          <w:i w:val="0"/>
+        </w:rPr>
         <w:t xml:space="preserve"> other power the Act grants to public authorities. </w:t>
       </w:r>
       <w:r>
         <w:rPr>
           <w:b/>
+          <w:i w:val="0"/>
         </w:rPr>
         <w:t>[1]</w:t>
       </w:r>
       <w:r>
+        <w:rPr>
+          <w:b w:val="0"/>
+          <w:i w:val="0"/>
+        </w:rPr>
         <w:t xml:space="preserve"> </w:t>
       </w:r>
       <w:r>
         <w:rPr>
+          <w:b w:val="0"/>
           <w:i/>
         </w:rPr>
         <w:t>(AO1)</w:t>
@@ -458,32 +518,48 @@
       <w:r>
         <w:rPr>
           <w:b/>
+          <w:i w:val="0"/>
         </w:rPr>
         <w:t>5.</w:t>
       </w:r>
       <w:r>
+        <w:rPr>
+          <w:b w:val="0"/>
+          <w:i w:val="0"/>
+        </w:rPr>
         <w:t xml:space="preserve"> A disgruntled IT technician, on their last day, writes a script that will delete the company's customer database at midnight after they have left. Identify the Act and the specific </w:t>
       </w:r>
       <w:r>
         <w:rPr>
           <w:b/>
+          <w:i w:val="0"/>
         </w:rPr>
         <w:t>offence</w:t>
       </w:r>
       <w:r>
+        <w:rPr>
+          <w:b w:val="0"/>
+          <w:i w:val="0"/>
+        </w:rPr>
         <w:t xml:space="preserve"> committed, and explain why it applies even though no access password was "stolen". </w:t>
       </w:r>
       <w:r>
         <w:rPr>
           <w:b/>
+          <w:i w:val="0"/>
         </w:rPr>
         <w:t>[2]</w:t>
       </w:r>
       <w:r>
+        <w:rPr>
+          <w:b w:val="0"/>
+          <w:i w:val="0"/>
+        </w:rPr>
         <w:t xml:space="preserve"> </w:t>
       </w:r>
       <w:r>
         <w:rPr>
+          <w:b w:val="0"/>
           <w:i/>
         </w:rPr>
         <w:t>(AO2)</w:t>
@@ -531,32 +607,48 @@
       <w:r>
         <w:rPr>
           <w:b/>
+          <w:i w:val="0"/>
         </w:rPr>
         <w:t>6.</w:t>
       </w:r>
       <w:r>
+        <w:rPr>
+          <w:b w:val="0"/>
+          <w:i w:val="0"/>
+        </w:rPr>
         <w:t xml:space="preserve"> A start-up scrapes thousands of photographs from other people's websites and uses them, without permission, as the artwork in a paid mobile app. They also keep the names and emails of everyone who downloads the app for ten years "just in case". Identify the </w:t>
       </w:r>
       <w:r>
         <w:rPr>
           <w:b/>
+          <w:i w:val="0"/>
         </w:rPr>
         <w:t>two</w:t>
       </w:r>
       <w:r>
+        <w:rPr>
+          <w:b w:val="0"/>
+          <w:i w:val="0"/>
+        </w:rPr>
         <w:t xml:space="preserve"> different laws being broken and state which action breaks each one. </w:t>
       </w:r>
       <w:r>
         <w:rPr>
           <w:b/>
+          <w:i w:val="0"/>
         </w:rPr>
         <w:t>[2]</w:t>
       </w:r>
       <w:r>
+        <w:rPr>
+          <w:b w:val="0"/>
+          <w:i w:val="0"/>
+        </w:rPr>
         <w:t xml:space="preserve"> </w:t>
       </w:r>
       <w:r>
         <w:rPr>
+          <w:b w:val="0"/>
           <w:i/>
         </w:rPr>
         <w:t>(AO2)</w:t>
@@ -605,6 +697,10 @@
         <w:pStyle w:val="Heading2"/>
       </w:pPr>
       <w:r>
+        <w:rPr>
+          <w:b w:val="0"/>
+          <w:i w:val="0"/>
+        </w:rPr>
         <w:t>Part B — Retrieval: keep it fresh (~6 marks)</w:t>
       </w:r>
     </w:p>
@@ -612,59 +708,90 @@
       <w:r>
         <w:rPr>
           <w:b/>
+          <w:i w:val="0"/>
         </w:rPr>
         <w:t>7.</w:t>
       </w:r>
       <w:r>
+        <w:rPr>
+          <w:b w:val="0"/>
+          <w:i w:val="0"/>
+        </w:rPr>
         <w:t xml:space="preserve"> </w:t>
       </w:r>
       <w:r>
         <w:rPr>
+          <w:b w:val="0"/>
           <w:i/>
         </w:rPr>
         <w:t>(1.3.1)</w:t>
       </w:r>
       <w:r>
+        <w:rPr>
+          <w:b w:val="0"/>
+          <w:i w:val="0"/>
+        </w:rPr>
         <w:t xml:space="preserve"> State </w:t>
       </w:r>
       <w:r>
         <w:rPr>
           <w:b/>
+          <w:i w:val="0"/>
         </w:rPr>
         <w:t>one</w:t>
       </w:r>
       <w:r>
+        <w:rPr>
+          <w:b w:val="0"/>
+          <w:i w:val="0"/>
+        </w:rPr>
         <w:t xml:space="preserve"> difference between </w:t>
       </w:r>
       <w:r>
         <w:rPr>
           <w:b/>
+          <w:i w:val="0"/>
         </w:rPr>
         <w:t>symmetric</w:t>
       </w:r>
       <w:r>
+        <w:rPr>
+          <w:b w:val="0"/>
+          <w:i w:val="0"/>
+        </w:rPr>
         <w:t xml:space="preserve"> and </w:t>
       </w:r>
       <w:r>
         <w:rPr>
           <w:b/>
+          <w:i w:val="0"/>
         </w:rPr>
         <w:t>asymmetric</w:t>
       </w:r>
       <w:r>
+        <w:rPr>
+          <w:b w:val="0"/>
+          <w:i w:val="0"/>
+        </w:rPr>
         <w:t xml:space="preserve"> encryption. </w:t>
       </w:r>
       <w:r>
         <w:rPr>
           <w:b/>
+          <w:i w:val="0"/>
         </w:rPr>
         <w:t>[2]</w:t>
       </w:r>
       <w:r>
+        <w:rPr>
+          <w:b w:val="0"/>
+          <w:i w:val="0"/>
+        </w:rPr>
         <w:t xml:space="preserve"> </w:t>
       </w:r>
       <w:r>
         <w:rPr>
+          <w:b w:val="0"/>
           <w:i/>
         </w:rPr>
         <w:t>(AO1)</w:t>
@@ -712,50 +839,76 @@
       <w:r>
         <w:rPr>
           <w:b/>
+          <w:i w:val="0"/>
         </w:rPr>
         <w:t>8.</w:t>
       </w:r>
       <w:r>
+        <w:rPr>
+          <w:b w:val="0"/>
+          <w:i w:val="0"/>
+        </w:rPr>
         <w:t xml:space="preserve"> </w:t>
       </w:r>
       <w:r>
         <w:rPr>
+          <w:b w:val="0"/>
           <w:i/>
         </w:rPr>
         <w:t>(1.4.2)</w:t>
       </w:r>
       <w:r>
+        <w:rPr>
+          <w:b w:val="0"/>
+          <w:i w:val="0"/>
+        </w:rPr>
         <w:t xml:space="preserve"> State the order in which items leave a </w:t>
       </w:r>
       <w:r>
         <w:rPr>
           <w:b/>
+          <w:i w:val="0"/>
         </w:rPr>
         <w:t>stack</w:t>
       </w:r>
       <w:r>
+        <w:rPr>
+          <w:b w:val="0"/>
+          <w:i w:val="0"/>
+        </w:rPr>
         <w:t xml:space="preserve"> and the order in which items leave a </w:t>
       </w:r>
       <w:r>
         <w:rPr>
           <w:b/>
+          <w:i w:val="0"/>
         </w:rPr>
         <w:t>queue</w:t>
       </w:r>
       <w:r>
+        <w:rPr>
+          <w:b w:val="0"/>
+          <w:i w:val="0"/>
+        </w:rPr>
         <w:t xml:space="preserve">. </w:t>
       </w:r>
       <w:r>
         <w:rPr>
           <w:b/>
+          <w:i w:val="0"/>
         </w:rPr>
         <w:t>[2]</w:t>
       </w:r>
       <w:r>
+        <w:rPr>
+          <w:b w:val="0"/>
+          <w:i w:val="0"/>
+        </w:rPr>
         <w:t xml:space="preserve"> </w:t>
       </w:r>
       <w:r>
         <w:rPr>
+          <w:b w:val="0"/>
           <w:i/>
         </w:rPr>
         <w:t>(AO1)</w:t>
@@ -803,59 +956,90 @@
       <w:r>
         <w:rPr>
           <w:b/>
+          <w:i w:val="0"/>
         </w:rPr>
         <w:t>9.</w:t>
       </w:r>
       <w:r>
+        <w:rPr>
+          <w:b w:val="0"/>
+          <w:i w:val="0"/>
+        </w:rPr>
         <w:t xml:space="preserve"> </w:t>
       </w:r>
       <w:r>
         <w:rPr>
+          <w:b w:val="0"/>
           <w:i/>
         </w:rPr>
         <w:t>(1.2.4)</w:t>
       </w:r>
       <w:r>
+        <w:rPr>
+          <w:b w:val="0"/>
+          <w:i w:val="0"/>
+        </w:rPr>
         <w:t xml:space="preserve"> State </w:t>
       </w:r>
       <w:r>
         <w:rPr>
           <w:b/>
+          <w:i w:val="0"/>
         </w:rPr>
         <w:t>one</w:t>
       </w:r>
       <w:r>
+        <w:rPr>
+          <w:b w:val="0"/>
+          <w:i w:val="0"/>
+        </w:rPr>
         <w:t xml:space="preserve"> advantage of writing a program in a </w:t>
       </w:r>
       <w:r>
         <w:rPr>
           <w:b/>
+          <w:i w:val="0"/>
         </w:rPr>
         <w:t>high-level language</w:t>
       </w:r>
       <w:r>
+        <w:rPr>
+          <w:b w:val="0"/>
+          <w:i w:val="0"/>
+        </w:rPr>
         <w:t xml:space="preserve"> rather than in </w:t>
       </w:r>
       <w:r>
         <w:rPr>
           <w:b/>
+          <w:i w:val="0"/>
         </w:rPr>
         <w:t>assembly language</w:t>
       </w:r>
       <w:r>
+        <w:rPr>
+          <w:b w:val="0"/>
+          <w:i w:val="0"/>
+        </w:rPr>
         <w:t xml:space="preserve">. </w:t>
       </w:r>
       <w:r>
         <w:rPr>
           <w:b/>
+          <w:i w:val="0"/>
         </w:rPr>
         <w:t>[2]</w:t>
       </w:r>
       <w:r>
+        <w:rPr>
+          <w:b w:val="0"/>
+          <w:i w:val="0"/>
+        </w:rPr>
         <w:t xml:space="preserve"> </w:t>
       </w:r>
       <w:r>
         <w:rPr>
+          <w:b w:val="0"/>
           <w:i/>
         </w:rPr>
         <w:t>(AO1)</w:t>

--- a/Course/1 Component 1 - Computer Systems/1.5 Legal, Moral, Cultural and Ethical Issues/1.5.1 Computing Related Legislation/4 Homework (editable).docx
+++ b/Course/1 Component 1 - Computer Systems/1.5 Legal, Moral, Cultural and Ethical Issues/1.5.1 Computing Related Legislation/4 Homework (editable).docx
@@ -109,30 +109,32 @@
         <w:t>(AO1/AO2)</w:t>
       </w:r>
     </w:p>
-    <w:p>
-      <w:pPr>
-        <w:spacing w:before="260"/>
-        <w:pBdr>
-          <w:bottom w:val="single" w:sz="4" w:space="1" w:color="AAB4C0"/>
-        </w:pBdr>
-      </w:pPr>
-    </w:p>
-    <w:p>
-      <w:pPr>
-        <w:spacing w:before="260"/>
-        <w:pBdr>
-          <w:bottom w:val="single" w:sz="4" w:space="1" w:color="AAB4C0"/>
-        </w:pBdr>
-      </w:pPr>
-    </w:p>
-    <w:p>
-      <w:pPr>
-        <w:spacing w:before="260"/>
-        <w:pBdr>
-          <w:bottom w:val="single" w:sz="4" w:space="1" w:color="AAB4C0"/>
-        </w:pBdr>
-      </w:pPr>
-    </w:p>
+    <w:tbl>
+      <w:tblPr>
+        <w:tblStyle w:val="TableGrid"/>
+        <w:tblW w:type="auto" w:w="0"/>
+        <w:tblLook w:firstColumn="1" w:firstRow="1" w:lastColumn="0" w:lastRow="0" w:noHBand="0" w:noVBand="1" w:val="04A0"/>
+      </w:tblPr>
+      <w:tblGrid>
+        <w:gridCol w:w="8640"/>
+      </w:tblGrid>
+      <w:tr>
+        <w:trPr>
+          <w:trHeight w:val="1020" w:hRule="atLeast"/>
+        </w:trPr>
+        <w:tc>
+          <w:tcPr>
+            <w:tcW w:type="dxa" w:w="8640"/>
+          </w:tcPr>
+          <w:p>
+            <w:pPr>
+              <w:spacing w:before="40"/>
+            </w:pPr>
+          </w:p>
+        </w:tc>
+      </w:tr>
+    </w:tbl>
+    <w:p/>
     <w:p>
       <w:pPr>
         <w:pBdr>
@@ -184,38 +186,32 @@
         <w:t>(AO1/AO2)</w:t>
       </w:r>
     </w:p>
-    <w:p>
-      <w:pPr>
-        <w:spacing w:before="260"/>
-        <w:pBdr>
-          <w:bottom w:val="single" w:sz="4" w:space="1" w:color="AAB4C0"/>
-        </w:pBdr>
-      </w:pPr>
-    </w:p>
-    <w:p>
-      <w:pPr>
-        <w:spacing w:before="260"/>
-        <w:pBdr>
-          <w:bottom w:val="single" w:sz="4" w:space="1" w:color="AAB4C0"/>
-        </w:pBdr>
-      </w:pPr>
-    </w:p>
-    <w:p>
-      <w:pPr>
-        <w:spacing w:before="260"/>
-        <w:pBdr>
-          <w:bottom w:val="single" w:sz="4" w:space="1" w:color="AAB4C0"/>
-        </w:pBdr>
-      </w:pPr>
-    </w:p>
-    <w:p>
-      <w:pPr>
-        <w:spacing w:before="260"/>
-        <w:pBdr>
-          <w:bottom w:val="single" w:sz="4" w:space="1" w:color="AAB4C0"/>
-        </w:pBdr>
-      </w:pPr>
-    </w:p>
+    <w:tbl>
+      <w:tblPr>
+        <w:tblStyle w:val="TableGrid"/>
+        <w:tblW w:type="auto" w:w="0"/>
+        <w:tblLook w:firstColumn="1" w:firstRow="1" w:lastColumn="0" w:lastRow="0" w:noHBand="0" w:noVBand="1" w:val="04A0"/>
+      </w:tblPr>
+      <w:tblGrid>
+        <w:gridCol w:w="8640"/>
+      </w:tblGrid>
+      <w:tr>
+        <w:trPr>
+          <w:trHeight w:val="1360" w:hRule="atLeast"/>
+        </w:trPr>
+        <w:tc>
+          <w:tcPr>
+            <w:tcW w:type="dxa" w:w="8640"/>
+          </w:tcPr>
+          <w:p>
+            <w:pPr>
+              <w:spacing w:before="40"/>
+            </w:pPr>
+          </w:p>
+        </w:tc>
+      </w:tr>
+    </w:tbl>
+    <w:p/>
     <w:p>
       <w:r>
         <w:rPr>
@@ -297,30 +293,32 @@
         <w:t>(AO2)</w:t>
       </w:r>
     </w:p>
-    <w:p>
-      <w:pPr>
-        <w:spacing w:before="260"/>
-        <w:pBdr>
-          <w:bottom w:val="single" w:sz="4" w:space="1" w:color="AAB4C0"/>
-        </w:pBdr>
-      </w:pPr>
-    </w:p>
-    <w:p>
-      <w:pPr>
-        <w:spacing w:before="260"/>
-        <w:pBdr>
-          <w:bottom w:val="single" w:sz="4" w:space="1" w:color="AAB4C0"/>
-        </w:pBdr>
-      </w:pPr>
-    </w:p>
-    <w:p>
-      <w:pPr>
-        <w:spacing w:before="260"/>
-        <w:pBdr>
-          <w:bottom w:val="single" w:sz="4" w:space="1" w:color="AAB4C0"/>
-        </w:pBdr>
-      </w:pPr>
-    </w:p>
+    <w:tbl>
+      <w:tblPr>
+        <w:tblStyle w:val="TableGrid"/>
+        <w:tblW w:type="auto" w:w="0"/>
+        <w:tblLook w:firstColumn="1" w:firstRow="1" w:lastColumn="0" w:lastRow="0" w:noHBand="0" w:noVBand="1" w:val="04A0"/>
+      </w:tblPr>
+      <w:tblGrid>
+        <w:gridCol w:w="8640"/>
+      </w:tblGrid>
+      <w:tr>
+        <w:trPr>
+          <w:trHeight w:val="1020" w:hRule="atLeast"/>
+        </w:trPr>
+        <w:tc>
+          <w:tcPr>
+            <w:tcW w:type="dxa" w:w="8640"/>
+          </w:tcPr>
+          <w:p>
+            <w:pPr>
+              <w:spacing w:before="40"/>
+            </w:pPr>
+          </w:p>
+        </w:tc>
+      </w:tr>
+    </w:tbl>
+    <w:p/>
     <w:p>
       <w:pPr>
         <w:pBdr>
@@ -409,30 +407,32 @@
         <w:t>(AO1/AO2)</w:t>
       </w:r>
     </w:p>
-    <w:p>
-      <w:pPr>
-        <w:spacing w:before="260"/>
-        <w:pBdr>
-          <w:bottom w:val="single" w:sz="4" w:space="1" w:color="AAB4C0"/>
-        </w:pBdr>
-      </w:pPr>
-    </w:p>
-    <w:p>
-      <w:pPr>
-        <w:spacing w:before="260"/>
-        <w:pBdr>
-          <w:bottom w:val="single" w:sz="4" w:space="1" w:color="AAB4C0"/>
-        </w:pBdr>
-      </w:pPr>
-    </w:p>
-    <w:p>
-      <w:pPr>
-        <w:spacing w:before="260"/>
-        <w:pBdr>
-          <w:bottom w:val="single" w:sz="4" w:space="1" w:color="AAB4C0"/>
-        </w:pBdr>
-      </w:pPr>
-    </w:p>
+    <w:tbl>
+      <w:tblPr>
+        <w:tblStyle w:val="TableGrid"/>
+        <w:tblW w:type="auto" w:w="0"/>
+        <w:tblLook w:firstColumn="1" w:firstRow="1" w:lastColumn="0" w:lastRow="0" w:noHBand="0" w:noVBand="1" w:val="04A0"/>
+      </w:tblPr>
+      <w:tblGrid>
+        <w:gridCol w:w="8640"/>
+      </w:tblGrid>
+      <w:tr>
+        <w:trPr>
+          <w:trHeight w:val="1020" w:hRule="atLeast"/>
+        </w:trPr>
+        <w:tc>
+          <w:tcPr>
+            <w:tcW w:type="dxa" w:w="8640"/>
+          </w:tcPr>
+          <w:p>
+            <w:pPr>
+              <w:spacing w:before="40"/>
+            </w:pPr>
+          </w:p>
+        </w:tc>
+      </w:tr>
+    </w:tbl>
+    <w:p/>
     <w:p>
       <w:pPr>
         <w:pBdr>
@@ -491,22 +491,32 @@
         <w:t>(AO1)</w:t>
       </w:r>
     </w:p>
-    <w:p>
-      <w:pPr>
-        <w:spacing w:before="260"/>
-        <w:pBdr>
-          <w:bottom w:val="single" w:sz="4" w:space="1" w:color="AAB4C0"/>
-        </w:pBdr>
-      </w:pPr>
-    </w:p>
-    <w:p>
-      <w:pPr>
-        <w:spacing w:before="260"/>
-        <w:pBdr>
-          <w:bottom w:val="single" w:sz="4" w:space="1" w:color="AAB4C0"/>
-        </w:pBdr>
-      </w:pPr>
-    </w:p>
+    <w:tbl>
+      <w:tblPr>
+        <w:tblStyle w:val="TableGrid"/>
+        <w:tblW w:type="auto" w:w="0"/>
+        <w:tblLook w:firstColumn="1" w:firstRow="1" w:lastColumn="0" w:lastRow="0" w:noHBand="0" w:noVBand="1" w:val="04A0"/>
+      </w:tblPr>
+      <w:tblGrid>
+        <w:gridCol w:w="8640"/>
+      </w:tblGrid>
+      <w:tr>
+        <w:trPr>
+          <w:trHeight w:val="680" w:hRule="atLeast"/>
+        </w:trPr>
+        <w:tc>
+          <w:tcPr>
+            <w:tcW w:type="dxa" w:w="8640"/>
+          </w:tcPr>
+          <w:p>
+            <w:pPr>
+              <w:spacing w:before="40"/>
+            </w:pPr>
+          </w:p>
+        </w:tc>
+      </w:tr>
+    </w:tbl>
+    <w:p/>
     <w:p>
       <w:pPr>
         <w:pBdr>
@@ -565,30 +575,32 @@
         <w:t>(AO2)</w:t>
       </w:r>
     </w:p>
-    <w:p>
-      <w:pPr>
-        <w:spacing w:before="260"/>
-        <w:pBdr>
-          <w:bottom w:val="single" w:sz="4" w:space="1" w:color="AAB4C0"/>
-        </w:pBdr>
-      </w:pPr>
-    </w:p>
-    <w:p>
-      <w:pPr>
-        <w:spacing w:before="260"/>
-        <w:pBdr>
-          <w:bottom w:val="single" w:sz="4" w:space="1" w:color="AAB4C0"/>
-        </w:pBdr>
-      </w:pPr>
-    </w:p>
-    <w:p>
-      <w:pPr>
-        <w:spacing w:before="260"/>
-        <w:pBdr>
-          <w:bottom w:val="single" w:sz="4" w:space="1" w:color="AAB4C0"/>
-        </w:pBdr>
-      </w:pPr>
-    </w:p>
+    <w:tbl>
+      <w:tblPr>
+        <w:tblStyle w:val="TableGrid"/>
+        <w:tblW w:type="auto" w:w="0"/>
+        <w:tblLook w:firstColumn="1" w:firstRow="1" w:lastColumn="0" w:lastRow="0" w:noHBand="0" w:noVBand="1" w:val="04A0"/>
+      </w:tblPr>
+      <w:tblGrid>
+        <w:gridCol w:w="8640"/>
+      </w:tblGrid>
+      <w:tr>
+        <w:trPr>
+          <w:trHeight w:val="1020" w:hRule="atLeast"/>
+        </w:trPr>
+        <w:tc>
+          <w:tcPr>
+            <w:tcW w:type="dxa" w:w="8640"/>
+          </w:tcPr>
+          <w:p>
+            <w:pPr>
+              <w:spacing w:before="40"/>
+            </w:pPr>
+          </w:p>
+        </w:tc>
+      </w:tr>
+    </w:tbl>
+    <w:p/>
     <w:p>
       <w:pPr>
         <w:pBdr>
@@ -654,30 +666,32 @@
         <w:t>(AO2)</w:t>
       </w:r>
     </w:p>
-    <w:p>
-      <w:pPr>
-        <w:spacing w:before="260"/>
-        <w:pBdr>
-          <w:bottom w:val="single" w:sz="4" w:space="1" w:color="AAB4C0"/>
-        </w:pBdr>
-      </w:pPr>
-    </w:p>
-    <w:p>
-      <w:pPr>
-        <w:spacing w:before="260"/>
-        <w:pBdr>
-          <w:bottom w:val="single" w:sz="4" w:space="1" w:color="AAB4C0"/>
-        </w:pBdr>
-      </w:pPr>
-    </w:p>
-    <w:p>
-      <w:pPr>
-        <w:spacing w:before="260"/>
-        <w:pBdr>
-          <w:bottom w:val="single" w:sz="4" w:space="1" w:color="AAB4C0"/>
-        </w:pBdr>
-      </w:pPr>
-    </w:p>
+    <w:tbl>
+      <w:tblPr>
+        <w:tblStyle w:val="TableGrid"/>
+        <w:tblW w:type="auto" w:w="0"/>
+        <w:tblLook w:firstColumn="1" w:firstRow="1" w:lastColumn="0" w:lastRow="0" w:noHBand="0" w:noVBand="1" w:val="04A0"/>
+      </w:tblPr>
+      <w:tblGrid>
+        <w:gridCol w:w="8640"/>
+      </w:tblGrid>
+      <w:tr>
+        <w:trPr>
+          <w:trHeight w:val="1020" w:hRule="atLeast"/>
+        </w:trPr>
+        <w:tc>
+          <w:tcPr>
+            <w:tcW w:type="dxa" w:w="8640"/>
+          </w:tcPr>
+          <w:p>
+            <w:pPr>
+              <w:spacing w:before="40"/>
+            </w:pPr>
+          </w:p>
+        </w:tc>
+      </w:tr>
+    </w:tbl>
+    <w:p/>
     <w:p>
       <w:pPr>
         <w:pBdr>
@@ -797,30 +811,32 @@
         <w:t>(AO1)</w:t>
       </w:r>
     </w:p>
-    <w:p>
-      <w:pPr>
-        <w:spacing w:before="260"/>
-        <w:pBdr>
-          <w:bottom w:val="single" w:sz="4" w:space="1" w:color="AAB4C0"/>
-        </w:pBdr>
-      </w:pPr>
-    </w:p>
-    <w:p>
-      <w:pPr>
-        <w:spacing w:before="260"/>
-        <w:pBdr>
-          <w:bottom w:val="single" w:sz="4" w:space="1" w:color="AAB4C0"/>
-        </w:pBdr>
-      </w:pPr>
-    </w:p>
-    <w:p>
-      <w:pPr>
-        <w:spacing w:before="260"/>
-        <w:pBdr>
-          <w:bottom w:val="single" w:sz="4" w:space="1" w:color="AAB4C0"/>
-        </w:pBdr>
-      </w:pPr>
-    </w:p>
+    <w:tbl>
+      <w:tblPr>
+        <w:tblStyle w:val="TableGrid"/>
+        <w:tblW w:type="auto" w:w="0"/>
+        <w:tblLook w:firstColumn="1" w:firstRow="1" w:lastColumn="0" w:lastRow="0" w:noHBand="0" w:noVBand="1" w:val="04A0"/>
+      </w:tblPr>
+      <w:tblGrid>
+        <w:gridCol w:w="8640"/>
+      </w:tblGrid>
+      <w:tr>
+        <w:trPr>
+          <w:trHeight w:val="1020" w:hRule="atLeast"/>
+        </w:trPr>
+        <w:tc>
+          <w:tcPr>
+            <w:tcW w:type="dxa" w:w="8640"/>
+          </w:tcPr>
+          <w:p>
+            <w:pPr>
+              <w:spacing w:before="40"/>
+            </w:pPr>
+          </w:p>
+        </w:tc>
+      </w:tr>
+    </w:tbl>
+    <w:p/>
     <w:p>
       <w:pPr>
         <w:pBdr>
@@ -914,30 +930,32 @@
         <w:t>(AO1)</w:t>
       </w:r>
     </w:p>
-    <w:p>
-      <w:pPr>
-        <w:spacing w:before="260"/>
-        <w:pBdr>
-          <w:bottom w:val="single" w:sz="4" w:space="1" w:color="AAB4C0"/>
-        </w:pBdr>
-      </w:pPr>
-    </w:p>
-    <w:p>
-      <w:pPr>
-        <w:spacing w:before="260"/>
-        <w:pBdr>
-          <w:bottom w:val="single" w:sz="4" w:space="1" w:color="AAB4C0"/>
-        </w:pBdr>
-      </w:pPr>
-    </w:p>
-    <w:p>
-      <w:pPr>
-        <w:spacing w:before="260"/>
-        <w:pBdr>
-          <w:bottom w:val="single" w:sz="4" w:space="1" w:color="AAB4C0"/>
-        </w:pBdr>
-      </w:pPr>
-    </w:p>
+    <w:tbl>
+      <w:tblPr>
+        <w:tblStyle w:val="TableGrid"/>
+        <w:tblW w:type="auto" w:w="0"/>
+        <w:tblLook w:firstColumn="1" w:firstRow="1" w:lastColumn="0" w:lastRow="0" w:noHBand="0" w:noVBand="1" w:val="04A0"/>
+      </w:tblPr>
+      <w:tblGrid>
+        <w:gridCol w:w="8640"/>
+      </w:tblGrid>
+      <w:tr>
+        <w:trPr>
+          <w:trHeight w:val="1020" w:hRule="atLeast"/>
+        </w:trPr>
+        <w:tc>
+          <w:tcPr>
+            <w:tcW w:type="dxa" w:w="8640"/>
+          </w:tcPr>
+          <w:p>
+            <w:pPr>
+              <w:spacing w:before="40"/>
+            </w:pPr>
+          </w:p>
+        </w:tc>
+      </w:tr>
+    </w:tbl>
+    <w:p/>
     <w:p>
       <w:pPr>
         <w:pBdr>
@@ -1045,30 +1063,32 @@
         <w:t>(AO1)</w:t>
       </w:r>
     </w:p>
-    <w:p>
-      <w:pPr>
-        <w:spacing w:before="260"/>
-        <w:pBdr>
-          <w:bottom w:val="single" w:sz="4" w:space="1" w:color="AAB4C0"/>
-        </w:pBdr>
-      </w:pPr>
-    </w:p>
-    <w:p>
-      <w:pPr>
-        <w:spacing w:before="260"/>
-        <w:pBdr>
-          <w:bottom w:val="single" w:sz="4" w:space="1" w:color="AAB4C0"/>
-        </w:pBdr>
-      </w:pPr>
-    </w:p>
-    <w:p>
-      <w:pPr>
-        <w:spacing w:before="260"/>
-        <w:pBdr>
-          <w:bottom w:val="single" w:sz="4" w:space="1" w:color="AAB4C0"/>
-        </w:pBdr>
-      </w:pPr>
-    </w:p>
+    <w:tbl>
+      <w:tblPr>
+        <w:tblStyle w:val="TableGrid"/>
+        <w:tblW w:type="auto" w:w="0"/>
+        <w:tblLook w:firstColumn="1" w:firstRow="1" w:lastColumn="0" w:lastRow="0" w:noHBand="0" w:noVBand="1" w:val="04A0"/>
+      </w:tblPr>
+      <w:tblGrid>
+        <w:gridCol w:w="8640"/>
+      </w:tblGrid>
+      <w:tr>
+        <w:trPr>
+          <w:trHeight w:val="1020" w:hRule="atLeast"/>
+        </w:trPr>
+        <w:tc>
+          <w:tcPr>
+            <w:tcW w:type="dxa" w:w="8640"/>
+          </w:tcPr>
+          <w:p>
+            <w:pPr>
+              <w:spacing w:before="40"/>
+            </w:pPr>
+          </w:p>
+        </w:tc>
+      </w:tr>
+    </w:tbl>
+    <w:p/>
     <w:p>
       <w:pPr>
         <w:pBdr>

--- a/Course/1 Component 1 - Computer Systems/1.5 Legal, Moral, Cultural and Ethical Issues/1.5.1 Computing Related Legislation/4 Homework (editable).docx
+++ b/Course/1 Component 1 - Computer Systems/1.5 Legal, Moral, Cultural and Ethical Issues/1.5.1 Computing Related Legislation/4 Homework (editable).docx
@@ -57,35 +57,21 @@
           <w:b w:val="0"/>
           <w:i w:val="0"/>
         </w:rPr>
-        <w:t xml:space="preserve"> A nurse uses a colleague's still-logged-in workstation to look up the medical records of a celebrity admitted to the hospital, purely out of curiosity. Name the </w:t>
+        <w:t xml:space="preserve"> For each scenario, write in the table the </w:t>
       </w:r>
       <w:r>
         <w:rPr>
           <w:b/>
           <w:i w:val="0"/>
         </w:rPr>
-        <w:t>Act</w:t>
+        <w:t>full name (and year)</w:t>
       </w:r>
       <w:r>
         <w:rPr>
           <w:b w:val="0"/>
           <w:i w:val="0"/>
         </w:rPr>
-        <w:t xml:space="preserve"> and the specific </w:t>
-      </w:r>
-      <w:r>
-        <w:rPr>
-          <w:b/>
-          <w:i w:val="0"/>
-        </w:rPr>
-        <w:t>offence</w:t>
-      </w:r>
-      <w:r>
-        <w:rPr>
-          <w:b w:val="0"/>
-          <w:i w:val="0"/>
-        </w:rPr>
-        <w:t xml:space="preserve"> that this breaches, and justify your choice. </w:t>
+        <w:t xml:space="preserve"> of the Act that most directly applies. </w:t>
       </w:r>
       <w:r>
         <w:rPr>
@@ -106,7 +92,7 @@
           <w:b w:val="0"/>
           <w:i/>
         </w:rPr>
-        <w:t>(AO1/AO2)</w:t>
+        <w:t>(AO2)</w:t>
       </w:r>
     </w:p>
     <w:tbl>
@@ -116,39 +102,153 @@
         <w:tblLook w:firstColumn="1" w:firstRow="1" w:lastColumn="0" w:lastRow="0" w:noHBand="0" w:noVBand="1" w:val="04A0"/>
       </w:tblPr>
       <w:tblGrid>
-        <w:gridCol w:w="8640"/>
+        <w:gridCol w:w="4320"/>
+        <w:gridCol w:w="4320"/>
       </w:tblGrid>
       <w:tr>
-        <w:trPr>
-          <w:trHeight w:val="1020" w:hRule="atLeast"/>
-        </w:trPr>
         <w:tc>
           <w:tcPr>
-            <w:tcW w:type="dxa" w:w="8640"/>
+            <w:tcW w:type="dxa" w:w="4320"/>
+            <w:shd w:fill="D9E2F3"/>
           </w:tcPr>
           <w:p>
-            <w:pPr>
-              <w:spacing w:before="40"/>
-            </w:pPr>
+            <w:r>
+              <w:rPr>
+                <w:b/>
+              </w:rPr>
+            </w:r>
+            <w:r>
+              <w:rPr>
+                <w:b/>
+                <w:i w:val="0"/>
+              </w:rPr>
+              <w:t>Scenario</w:t>
+            </w:r>
+          </w:p>
+        </w:tc>
+        <w:tc>
+          <w:tcPr>
+            <w:tcW w:type="dxa" w:w="4320"/>
+            <w:shd w:fill="D9E2F3"/>
+          </w:tcPr>
+          <w:p>
+            <w:r>
+              <w:rPr>
+                <w:b/>
+              </w:rPr>
+            </w:r>
+            <w:r>
+              <w:rPr>
+                <w:b/>
+                <w:i w:val="0"/>
+              </w:rPr>
+              <w:t>Act that applies</w:t>
+            </w:r>
+          </w:p>
+        </w:tc>
+      </w:tr>
+      <w:tr>
+        <w:tc>
+          <w:tcPr>
+            <w:tcW w:type="dxa" w:w="4320"/>
+          </w:tcPr>
+          <w:p>
+            <w:r/>
+            <w:r>
+              <w:rPr>
+                <w:b w:val="0"/>
+                <w:i w:val="0"/>
+              </w:rPr>
+              <w:t>A nurse uses a colleague's still-logged-in workstation to look up a celebrity's medical records, purely out of curiosity.</w:t>
+            </w:r>
+          </w:p>
+        </w:tc>
+        <w:tc>
+          <w:tcPr>
+            <w:tcW w:type="dxa" w:w="4320"/>
+          </w:tcPr>
+          <w:p>
+            <w:r/>
+          </w:p>
+        </w:tc>
+      </w:tr>
+      <w:tr>
+        <w:tc>
+          <w:tcPr>
+            <w:tcW w:type="dxa" w:w="4320"/>
+          </w:tcPr>
+          <w:p>
+            <w:r/>
+            <w:r>
+              <w:rPr>
+                <w:b w:val="0"/>
+                <w:i w:val="0"/>
+              </w:rPr>
+              <w:t>A start-up uses photographs copied from other people's websites, without permission, as the artwork in a paid mobile app.</w:t>
+            </w:r>
+          </w:p>
+        </w:tc>
+        <w:tc>
+          <w:tcPr>
+            <w:tcW w:type="dxa" w:w="4320"/>
+          </w:tcPr>
+          <w:p>
+            <w:r/>
+          </w:p>
+        </w:tc>
+      </w:tr>
+      <w:tr>
+        <w:tc>
+          <w:tcPr>
+            <w:tcW w:type="dxa" w:w="4320"/>
+          </w:tcPr>
+          <w:p>
+            <w:r/>
+            <w:r>
+              <w:rPr>
+                <w:b w:val="0"/>
+                <w:i w:val="0"/>
+              </w:rPr>
+              <w:t>A company keeps the names and email addresses of everyone who downloads its app for ten years "just in case".</w:t>
+            </w:r>
+          </w:p>
+        </w:tc>
+        <w:tc>
+          <w:tcPr>
+            <w:tcW w:type="dxa" w:w="4320"/>
+          </w:tcPr>
+          <w:p>
+            <w:r/>
+          </w:p>
+        </w:tc>
+      </w:tr>
+      <w:tr>
+        <w:tc>
+          <w:tcPr>
+            <w:tcW w:type="dxa" w:w="4320"/>
+          </w:tcPr>
+          <w:p>
+            <w:r/>
+            <w:r>
+              <w:rPr>
+                <w:b w:val="0"/>
+                <w:i w:val="0"/>
+              </w:rPr>
+              <w:t>Police obtain proper authorisation to intercept a suspect's phone calls during a serious-crime investigation.</w:t>
+            </w:r>
+          </w:p>
+        </w:tc>
+        <w:tc>
+          <w:tcPr>
+            <w:tcW w:type="dxa" w:w="4320"/>
+          </w:tcPr>
+          <w:p>
+            <w:r/>
           </w:p>
         </w:tc>
       </w:tr>
     </w:tbl>
     <w:p/>
-    <w:p>
-      <w:pPr>
-        <w:pBdr>
-          <w:bottom w:val="single" w:sz="6" w:space="1" w:color="AAAAAA"/>
-        </w:pBdr>
-      </w:pPr>
-    </w:p>
-    <w:p>
-      <w:pPr>
-        <w:pBdr>
-          <w:bottom w:val="single" w:sz="6" w:space="1" w:color="AAAAAA"/>
-        </w:pBdr>
-      </w:pPr>
-    </w:p>
     <w:p>
       <w:r>
         <w:rPr>
@@ -162,7 +262,97 @@
           <w:b w:val="0"/>
           <w:i w:val="0"/>
         </w:rPr>
-        <w:t xml:space="preserve"> Under the Data Protection Act 2018, define the three roles below and give a one-line example of each in the context of a fitness app that records users' heart-rate data. </w:t>
+        <w:t xml:space="preserve"> Complete the paragraph about the Data Protection Act 2018 using words from the word bank. Each item may be used at most once; </w:t>
+      </w:r>
+      <w:r>
+        <w:rPr>
+          <w:b/>
+          <w:i w:val="0"/>
+        </w:rPr>
+        <w:t>three</w:t>
+      </w:r>
+      <w:r>
+        <w:rPr>
+          <w:b w:val="0"/>
+          <w:i w:val="0"/>
+        </w:rPr>
+        <w:t xml:space="preserve"> items are not needed. </w:t>
+      </w:r>
+      <w:r>
+        <w:rPr>
+          <w:b/>
+          <w:i w:val="0"/>
+        </w:rPr>
+        <w:t>[3]</w:t>
+      </w:r>
+      <w:r>
+        <w:rPr>
+          <w:b w:val="0"/>
+          <w:i w:val="0"/>
+        </w:rPr>
+        <w:t xml:space="preserve"> </w:t>
+      </w:r>
+      <w:r>
+        <w:rPr>
+          <w:b w:val="0"/>
+          <w:i/>
+        </w:rPr>
+        <w:t>(AO1)</w:t>
+      </w:r>
+    </w:p>
+    <w:p>
+      <w:r>
+        <w:rPr>
+          <w:b w:val="0"/>
+          <w:i w:val="0"/>
+        </w:rPr>
+        <w:t xml:space="preserve">Under the Data Protection Act 2018, the living individual whom personal data is about is the __________. The organisation that decides </w:t>
+      </w:r>
+      <w:r>
+        <w:rPr>
+          <w:b/>
+          <w:i w:val="0"/>
+        </w:rPr>
+        <w:t>why and how</w:t>
+      </w:r>
+      <w:r>
+        <w:rPr>
+          <w:b w:val="0"/>
+          <w:i w:val="0"/>
+        </w:rPr>
+        <w:t xml:space="preserve"> that data is processed is the __________ — for a fitness app recording heart-rate data, this is the app company. A cloud-hosting firm that stores the data on the company's behalf is a __________. The Act's principles require that personal data is kept __________ than necessary, is accurate and kept __________, and is stored __________ to protect it against unauthorised access.</w:t>
+      </w:r>
+    </w:p>
+    <w:p>
+      <w:r>
+        <w:rPr>
+          <w:b/>
+          <w:i w:val="0"/>
+        </w:rPr>
+        <w:t>Word bank:</w:t>
+      </w:r>
+      <w:r>
+        <w:rPr>
+          <w:b w:val="0"/>
+          <w:i w:val="0"/>
+        </w:rPr>
+        <w:t xml:space="preserve"> data subject · data controller · data processor · data owner · no longer · indefinitely · up to date · securely · publicly</w:t>
+      </w:r>
+    </w:p>
+    <w:p>
+      <w:r>
+        <w:rPr>
+          <w:b/>
+          <w:i w:val="0"/>
+        </w:rPr>
+        <w:t>3.</w:t>
+      </w:r>
+      <w:r>
+        <w:rPr>
+          <w:b w:val="0"/>
+          <w:i w:val="0"/>
+        </w:rPr>
+        <w:t xml:space="preserve"> Complete the table: write True or False for each statement, and write a correction for every false statement. </w:t>
       </w:r>
       <w:r>
         <w:rPr>
@@ -193,20 +383,267 @@
         <w:tblLook w:firstColumn="1" w:firstRow="1" w:lastColumn="0" w:lastRow="0" w:noHBand="0" w:noVBand="1" w:val="04A0"/>
       </w:tblPr>
       <w:tblGrid>
-        <w:gridCol w:w="8640"/>
+        <w:gridCol w:w="2880"/>
+        <w:gridCol w:w="2880"/>
+        <w:gridCol w:w="2880"/>
       </w:tblGrid>
       <w:tr>
-        <w:trPr>
-          <w:trHeight w:val="1360" w:hRule="atLeast"/>
-        </w:trPr>
         <w:tc>
           <w:tcPr>
-            <w:tcW w:type="dxa" w:w="8640"/>
+            <w:tcW w:type="dxa" w:w="2880"/>
+            <w:shd w:fill="D9E2F3"/>
           </w:tcPr>
           <w:p>
-            <w:pPr>
-              <w:spacing w:before="40"/>
-            </w:pPr>
+            <w:r>
+              <w:rPr>
+                <w:b/>
+              </w:rPr>
+            </w:r>
+            <w:r>
+              <w:rPr>
+                <w:b/>
+                <w:i w:val="0"/>
+              </w:rPr>
+              <w:t>Statement</w:t>
+            </w:r>
+          </w:p>
+        </w:tc>
+        <w:tc>
+          <w:tcPr>
+            <w:tcW w:type="dxa" w:w="2880"/>
+            <w:shd w:fill="D9E2F3"/>
+          </w:tcPr>
+          <w:p>
+            <w:r>
+              <w:rPr>
+                <w:b/>
+              </w:rPr>
+            </w:r>
+            <w:r>
+              <w:rPr>
+                <w:b/>
+                <w:i w:val="0"/>
+              </w:rPr>
+              <w:t>True / False</w:t>
+            </w:r>
+          </w:p>
+        </w:tc>
+        <w:tc>
+          <w:tcPr>
+            <w:tcW w:type="dxa" w:w="2880"/>
+            <w:shd w:fill="D9E2F3"/>
+          </w:tcPr>
+          <w:p>
+            <w:r>
+              <w:rPr>
+                <w:b/>
+              </w:rPr>
+            </w:r>
+            <w:r>
+              <w:rPr>
+                <w:b/>
+                <w:i w:val="0"/>
+              </w:rPr>
+              <w:t>Correction if false</w:t>
+            </w:r>
+          </w:p>
+        </w:tc>
+      </w:tr>
+      <w:tr>
+        <w:tc>
+          <w:tcPr>
+            <w:tcW w:type="dxa" w:w="2880"/>
+          </w:tcPr>
+          <w:p>
+            <w:r/>
+            <w:r>
+              <w:rPr>
+                <w:b w:val="0"/>
+                <w:i w:val="0"/>
+              </w:rPr>
+              <w:t>Under the Computer Misuse Act 1990, accessing a computer system without authorisation is an offence even if nothing is changed or stolen.</w:t>
+            </w:r>
+          </w:p>
+        </w:tc>
+        <w:tc>
+          <w:tcPr>
+            <w:tcW w:type="dxa" w:w="2880"/>
+          </w:tcPr>
+          <w:p>
+            <w:r/>
+          </w:p>
+        </w:tc>
+        <w:tc>
+          <w:tcPr>
+            <w:tcW w:type="dxa" w:w="2880"/>
+          </w:tcPr>
+          <w:p>
+            <w:r/>
+          </w:p>
+        </w:tc>
+      </w:tr>
+      <w:tr>
+        <w:tc>
+          <w:tcPr>
+            <w:tcW w:type="dxa" w:w="2880"/>
+          </w:tcPr>
+          <w:p>
+            <w:r/>
+            <w:r>
+              <w:rPr>
+                <w:b w:val="0"/>
+                <w:i w:val="0"/>
+              </w:rPr>
+              <w:t>A program must be registered before it is protected by the Copyright, Designs and Patents Act 1988.</w:t>
+            </w:r>
+          </w:p>
+        </w:tc>
+        <w:tc>
+          <w:tcPr>
+            <w:tcW w:type="dxa" w:w="2880"/>
+          </w:tcPr>
+          <w:p>
+            <w:r/>
+          </w:p>
+        </w:tc>
+        <w:tc>
+          <w:tcPr>
+            <w:tcW w:type="dxa" w:w="2880"/>
+          </w:tcPr>
+          <w:p>
+            <w:r/>
+          </w:p>
+        </w:tc>
+      </w:tr>
+      <w:tr>
+        <w:tc>
+          <w:tcPr>
+            <w:tcW w:type="dxa" w:w="2880"/>
+          </w:tcPr>
+          <w:p>
+            <w:r/>
+            <w:r>
+              <w:rPr>
+                <w:b w:val="0"/>
+                <w:i w:val="0"/>
+              </w:rPr>
+              <w:t>Releasing software as open source means the developer gives up their copyright.</w:t>
+            </w:r>
+          </w:p>
+        </w:tc>
+        <w:tc>
+          <w:tcPr>
+            <w:tcW w:type="dxa" w:w="2880"/>
+          </w:tcPr>
+          <w:p>
+            <w:r/>
+          </w:p>
+        </w:tc>
+        <w:tc>
+          <w:tcPr>
+            <w:tcW w:type="dxa" w:w="2880"/>
+          </w:tcPr>
+          <w:p>
+            <w:r/>
+          </w:p>
+        </w:tc>
+      </w:tr>
+      <w:tr>
+        <w:tc>
+          <w:tcPr>
+            <w:tcW w:type="dxa" w:w="2880"/>
+          </w:tcPr>
+          <w:p>
+            <w:r/>
+            <w:r>
+              <w:rPr>
+                <w:b w:val="0"/>
+                <w:i w:val="0"/>
+              </w:rPr>
+              <w:t>The Data Protection Act 2018 applies to the personal data of living individuals.</w:t>
+            </w:r>
+          </w:p>
+        </w:tc>
+        <w:tc>
+          <w:tcPr>
+            <w:tcW w:type="dxa" w:w="2880"/>
+          </w:tcPr>
+          <w:p>
+            <w:r/>
+          </w:p>
+        </w:tc>
+        <w:tc>
+          <w:tcPr>
+            <w:tcW w:type="dxa" w:w="2880"/>
+          </w:tcPr>
+          <w:p>
+            <w:r/>
+          </w:p>
+        </w:tc>
+      </w:tr>
+      <w:tr>
+        <w:tc>
+          <w:tcPr>
+            <w:tcW w:type="dxa" w:w="2880"/>
+          </w:tcPr>
+          <w:p>
+            <w:r/>
+            <w:r>
+              <w:rPr>
+                <w:b w:val="0"/>
+                <w:i w:val="0"/>
+              </w:rPr>
+              <w:t>RIPA 2000 allows any police officer to authorise the interception of communications.</w:t>
+            </w:r>
+          </w:p>
+        </w:tc>
+        <w:tc>
+          <w:tcPr>
+            <w:tcW w:type="dxa" w:w="2880"/>
+          </w:tcPr>
+          <w:p>
+            <w:r/>
+          </w:p>
+        </w:tc>
+        <w:tc>
+          <w:tcPr>
+            <w:tcW w:type="dxa" w:w="2880"/>
+          </w:tcPr>
+          <w:p>
+            <w:r/>
+          </w:p>
+        </w:tc>
+      </w:tr>
+      <w:tr>
+        <w:tc>
+          <w:tcPr>
+            <w:tcW w:type="dxa" w:w="2880"/>
+          </w:tcPr>
+          <w:p>
+            <w:r/>
+            <w:r>
+              <w:rPr>
+                <w:b w:val="0"/>
+                <w:i w:val="0"/>
+              </w:rPr>
+              <w:t>Distributing a virus that deletes or alters files breaches the Computer Misuse Act's offence of unauthorised modification of computer material.</w:t>
+            </w:r>
+          </w:p>
+        </w:tc>
+        <w:tc>
+          <w:tcPr>
+            <w:tcW w:type="dxa" w:w="2880"/>
+          </w:tcPr>
+          <w:p>
+            <w:r/>
+          </w:p>
+        </w:tc>
+        <w:tc>
+          <w:tcPr>
+            <w:tcW w:type="dxa" w:w="2880"/>
+          </w:tcPr>
+          <w:p>
+            <w:r/>
           </w:p>
         </w:tc>
       </w:tr>
@@ -215,322 +652,10 @@
     <w:p>
       <w:r>
         <w:rPr>
-          <w:b w:val="0"/>
-          <w:i w:val="0"/>
-        </w:rPr>
-        <w:t>(a) Data subject  (b) Data controller  (c) Data processor</w:t>
-      </w:r>
-    </w:p>
-    <w:p>
-      <w:pPr>
-        <w:pBdr>
-          <w:bottom w:val="single" w:sz="6" w:space="1" w:color="AAAAAA"/>
-        </w:pBdr>
-      </w:pPr>
-    </w:p>
-    <w:p>
-      <w:pPr>
-        <w:pBdr>
-          <w:bottom w:val="single" w:sz="6" w:space="1" w:color="AAAAAA"/>
-        </w:pBdr>
-      </w:pPr>
-    </w:p>
-    <w:p>
-      <w:pPr>
-        <w:pBdr>
-          <w:bottom w:val="single" w:sz="6" w:space="1" w:color="AAAAAA"/>
-        </w:pBdr>
-      </w:pPr>
-    </w:p>
-    <w:p>
-      <w:r>
-        <w:rPr>
-          <w:b/>
-          <w:i w:val="0"/>
-        </w:rPr>
-        <w:t>3.</w:t>
-      </w:r>
-      <w:r>
-        <w:rPr>
-          <w:b w:val="0"/>
-          <w:i w:val="0"/>
-        </w:rPr>
-        <w:t xml:space="preserve"> A software developer publishes an open-source game under a licence that lets others copy and modify it freely. State whether the developer still holds </w:t>
-      </w:r>
-      <w:r>
-        <w:rPr>
-          <w:b/>
-          <w:i w:val="0"/>
-        </w:rPr>
-        <w:t>copyright</w:t>
-      </w:r>
-      <w:r>
-        <w:rPr>
-          <w:b w:val="0"/>
-          <w:i w:val="0"/>
-        </w:rPr>
-        <w:t xml:space="preserve"> over the game, and explain how copyright and the licence work together. </w:t>
-      </w:r>
-      <w:r>
-        <w:rPr>
-          <w:b/>
-          <w:i w:val="0"/>
-        </w:rPr>
-        <w:t>[2]</w:t>
-      </w:r>
-      <w:r>
-        <w:rPr>
-          <w:b w:val="0"/>
-          <w:i w:val="0"/>
-        </w:rPr>
-        <w:t xml:space="preserve"> </w:t>
-      </w:r>
-      <w:r>
-        <w:rPr>
-          <w:b w:val="0"/>
-          <w:i/>
-        </w:rPr>
-        <w:t>(AO2)</w:t>
-      </w:r>
-    </w:p>
-    <w:tbl>
-      <w:tblPr>
-        <w:tblStyle w:val="TableGrid"/>
-        <w:tblW w:type="auto" w:w="0"/>
-        <w:tblLook w:firstColumn="1" w:firstRow="1" w:lastColumn="0" w:lastRow="0" w:noHBand="0" w:noVBand="1" w:val="04A0"/>
-      </w:tblPr>
-      <w:tblGrid>
-        <w:gridCol w:w="8640"/>
-      </w:tblGrid>
-      <w:tr>
-        <w:trPr>
-          <w:trHeight w:val="1020" w:hRule="atLeast"/>
-        </w:trPr>
-        <w:tc>
-          <w:tcPr>
-            <w:tcW w:type="dxa" w:w="8640"/>
-          </w:tcPr>
-          <w:p>
-            <w:pPr>
-              <w:spacing w:before="40"/>
-            </w:pPr>
-          </w:p>
-        </w:tc>
-      </w:tr>
-    </w:tbl>
-    <w:p/>
-    <w:p>
-      <w:pPr>
-        <w:pBdr>
-          <w:bottom w:val="single" w:sz="6" w:space="1" w:color="AAAAAA"/>
-        </w:pBdr>
-      </w:pPr>
-    </w:p>
-    <w:p>
-      <w:pPr>
-        <w:pBdr>
-          <w:bottom w:val="single" w:sz="6" w:space="1" w:color="AAAAAA"/>
-        </w:pBdr>
-      </w:pPr>
-    </w:p>
-    <w:p>
-      <w:r>
-        <w:rPr>
           <w:b/>
           <w:i w:val="0"/>
         </w:rPr>
         <w:t>4.</w:t>
-      </w:r>
-      <w:r>
-        <w:rPr>
-          <w:b w:val="0"/>
-          <w:i w:val="0"/>
-        </w:rPr>
-        <w:t xml:space="preserve"> RIPA 2000 sets out </w:t>
-      </w:r>
-      <w:r>
-        <w:rPr>
-          <w:b w:val="0"/>
-          <w:i/>
-        </w:rPr>
-        <w:t>who may authorise</w:t>
-      </w:r>
-      <w:r>
-        <w:rPr>
-          <w:b w:val="0"/>
-          <w:i w:val="0"/>
-        </w:rPr>
-        <w:t xml:space="preserve"> the interception of communications.</w:t>
-      </w:r>
-    </w:p>
-    <w:p>
-      <w:r>
-        <w:rPr>
-          <w:b w:val="0"/>
-          <w:i w:val="0"/>
-        </w:rPr>
-        <w:t xml:space="preserve">(a) Explain </w:t>
-      </w:r>
-      <w:r>
-        <w:rPr>
-          <w:b/>
-          <w:i w:val="0"/>
-        </w:rPr>
-        <w:t>why</w:t>
-      </w:r>
-      <w:r>
-        <w:rPr>
-          <w:b w:val="0"/>
-          <w:i w:val="0"/>
-        </w:rPr>
-        <w:t xml:space="preserve"> the Act restricts who can authorise interception, rather than allowing any officer to do so. </w:t>
-      </w:r>
-      <w:r>
-        <w:rPr>
-          <w:b/>
-          <w:i w:val="0"/>
-        </w:rPr>
-        <w:t>[2]</w:t>
-      </w:r>
-      <w:r>
-        <w:rPr>
-          <w:b w:val="0"/>
-          <w:i w:val="0"/>
-        </w:rPr>
-        <w:t xml:space="preserve"> </w:t>
-      </w:r>
-      <w:r>
-        <w:rPr>
-          <w:b w:val="0"/>
-          <w:i/>
-        </w:rPr>
-        <w:t>(AO1/AO2)</w:t>
-      </w:r>
-    </w:p>
-    <w:tbl>
-      <w:tblPr>
-        <w:tblStyle w:val="TableGrid"/>
-        <w:tblW w:type="auto" w:w="0"/>
-        <w:tblLook w:firstColumn="1" w:firstRow="1" w:lastColumn="0" w:lastRow="0" w:noHBand="0" w:noVBand="1" w:val="04A0"/>
-      </w:tblPr>
-      <w:tblGrid>
-        <w:gridCol w:w="8640"/>
-      </w:tblGrid>
-      <w:tr>
-        <w:trPr>
-          <w:trHeight w:val="1020" w:hRule="atLeast"/>
-        </w:trPr>
-        <w:tc>
-          <w:tcPr>
-            <w:tcW w:type="dxa" w:w="8640"/>
-          </w:tcPr>
-          <w:p>
-            <w:pPr>
-              <w:spacing w:before="40"/>
-            </w:pPr>
-          </w:p>
-        </w:tc>
-      </w:tr>
-    </w:tbl>
-    <w:p/>
-    <w:p>
-      <w:pPr>
-        <w:pBdr>
-          <w:bottom w:val="single" w:sz="6" w:space="1" w:color="AAAAAA"/>
-        </w:pBdr>
-      </w:pPr>
-    </w:p>
-    <w:p>
-      <w:pPr>
-        <w:pBdr>
-          <w:bottom w:val="single" w:sz="6" w:space="1" w:color="AAAAAA"/>
-        </w:pBdr>
-      </w:pPr>
-    </w:p>
-    <w:p>
-      <w:r>
-        <w:rPr>
-          <w:b w:val="0"/>
-          <w:i w:val="0"/>
-        </w:rPr>
-        <w:t xml:space="preserve">(b) State </w:t>
-      </w:r>
-      <w:r>
-        <w:rPr>
-          <w:b/>
-          <w:i w:val="0"/>
-        </w:rPr>
-        <w:t>one</w:t>
-      </w:r>
-      <w:r>
-        <w:rPr>
-          <w:b w:val="0"/>
-          <w:i w:val="0"/>
-        </w:rPr>
-        <w:t xml:space="preserve"> other power the Act grants to public authorities. </w:t>
-      </w:r>
-      <w:r>
-        <w:rPr>
-          <w:b/>
-          <w:i w:val="0"/>
-        </w:rPr>
-        <w:t>[1]</w:t>
-      </w:r>
-      <w:r>
-        <w:rPr>
-          <w:b w:val="0"/>
-          <w:i w:val="0"/>
-        </w:rPr>
-        <w:t xml:space="preserve"> </w:t>
-      </w:r>
-      <w:r>
-        <w:rPr>
-          <w:b w:val="0"/>
-          <w:i/>
-        </w:rPr>
-        <w:t>(AO1)</w:t>
-      </w:r>
-    </w:p>
-    <w:tbl>
-      <w:tblPr>
-        <w:tblStyle w:val="TableGrid"/>
-        <w:tblW w:type="auto" w:w="0"/>
-        <w:tblLook w:firstColumn="1" w:firstRow="1" w:lastColumn="0" w:lastRow="0" w:noHBand="0" w:noVBand="1" w:val="04A0"/>
-      </w:tblPr>
-      <w:tblGrid>
-        <w:gridCol w:w="8640"/>
-      </w:tblGrid>
-      <w:tr>
-        <w:trPr>
-          <w:trHeight w:val="680" w:hRule="atLeast"/>
-        </w:trPr>
-        <w:tc>
-          <w:tcPr>
-            <w:tcW w:type="dxa" w:w="8640"/>
-          </w:tcPr>
-          <w:p>
-            <w:pPr>
-              <w:spacing w:before="40"/>
-            </w:pPr>
-          </w:p>
-        </w:tc>
-      </w:tr>
-    </w:tbl>
-    <w:p/>
-    <w:p>
-      <w:pPr>
-        <w:pBdr>
-          <w:bottom w:val="single" w:sz="6" w:space="1" w:color="AAAAAA"/>
-        </w:pBdr>
-      </w:pPr>
-    </w:p>
-    <w:p>
-      <w:r>
-        <w:rPr>
-          <w:b/>
-          <w:i w:val="0"/>
-        </w:rPr>
-        <w:t>5.</w:t>
       </w:r>
       <w:r>
         <w:rPr>
@@ -602,54 +727,54 @@
     </w:tbl>
     <w:p/>
     <w:p>
-      <w:pPr>
-        <w:pBdr>
-          <w:bottom w:val="single" w:sz="6" w:space="1" w:color="AAAAAA"/>
-        </w:pBdr>
-      </w:pPr>
-    </w:p>
-    <w:p>
-      <w:pPr>
-        <w:pBdr>
-          <w:bottom w:val="single" w:sz="6" w:space="1" w:color="AAAAAA"/>
-        </w:pBdr>
-      </w:pPr>
-    </w:p>
-    <w:p>
       <w:r>
         <w:rPr>
           <w:b/>
           <w:i w:val="0"/>
         </w:rPr>
-        <w:t>6.</w:t>
+        <w:t>5.</w:t>
       </w:r>
       <w:r>
         <w:rPr>
           <w:b w:val="0"/>
           <w:i w:val="0"/>
         </w:rPr>
-        <w:t xml:space="preserve"> A start-up scrapes thousands of photographs from other people's websites and uses them, without permission, as the artwork in a paid mobile app. They also keep the names and emails of everyone who downloads the app for ten years "just in case". Identify the </w:t>
+        <w:t xml:space="preserve"> RIPA 2000 gives public authorities powers to intercept communications and to demand that encryption keys are handed over — but restricts </w:t>
+      </w:r>
+      <w:r>
+        <w:rPr>
+          <w:b w:val="0"/>
+          <w:i/>
+        </w:rPr>
+        <w:t>who may authorise</w:t>
+      </w:r>
+      <w:r>
+        <w:rPr>
+          <w:b w:val="0"/>
+          <w:i w:val="0"/>
+        </w:rPr>
+        <w:t xml:space="preserve"> their use. </w:t>
       </w:r>
       <w:r>
         <w:rPr>
           <w:b/>
           <w:i w:val="0"/>
         </w:rPr>
-        <w:t>two</w:t>
+        <w:t>Discuss</w:t>
       </w:r>
       <w:r>
         <w:rPr>
           <w:b w:val="0"/>
           <w:i w:val="0"/>
         </w:rPr>
-        <w:t xml:space="preserve"> different laws being broken and state which action breaks each one. </w:t>
+        <w:t xml:space="preserve"> whether these powers strike an acceptable balance between investigating crime and protecting individuals' privacy. Reach a justified conclusion. </w:t>
       </w:r>
       <w:r>
         <w:rPr>
           <w:b/>
           <w:i w:val="0"/>
         </w:rPr>
-        <w:t>[2]</w:t>
+        <w:t>[4]</w:t>
       </w:r>
       <w:r>
         <w:rPr>
@@ -663,7 +788,7 @@
           <w:b w:val="0"/>
           <w:i/>
         </w:rPr>
-        <w:t>(AO2)</w:t>
+        <w:t>(AO3)</w:t>
       </w:r>
     </w:p>
     <w:tbl>
@@ -677,7 +802,7 @@
       </w:tblGrid>
       <w:tr>
         <w:trPr>
-          <w:trHeight w:val="1020" w:hRule="atLeast"/>
+          <w:trHeight w:val="2040" w:hRule="atLeast"/>
         </w:trPr>
         <w:tc>
           <w:tcPr>
@@ -692,20 +817,6 @@
       </w:tr>
     </w:tbl>
     <w:p/>
-    <w:p>
-      <w:pPr>
-        <w:pBdr>
-          <w:bottom w:val="single" w:sz="6" w:space="1" w:color="AAAAAA"/>
-        </w:pBdr>
-      </w:pPr>
-    </w:p>
-    <w:p>
-      <w:pPr>
-        <w:pBdr>
-          <w:bottom w:val="single" w:sz="6" w:space="1" w:color="AAAAAA"/>
-        </w:pBdr>
-      </w:pPr>
-    </w:p>
     <w:p>
       <w:pPr>
         <w:pStyle w:val="Heading2"/>
@@ -724,7 +835,7 @@
           <w:b/>
           <w:i w:val="0"/>
         </w:rPr>
-        <w:t>7.</w:t>
+        <w:t>6.</w:t>
       </w:r>
       <w:r>
         <w:rPr>
@@ -838,26 +949,12 @@
     </w:tbl>
     <w:p/>
     <w:p>
-      <w:pPr>
-        <w:pBdr>
-          <w:bottom w:val="single" w:sz="6" w:space="1" w:color="AAAAAA"/>
-        </w:pBdr>
-      </w:pPr>
-    </w:p>
-    <w:p>
-      <w:pPr>
-        <w:pBdr>
-          <w:bottom w:val="single" w:sz="6" w:space="1" w:color="AAAAAA"/>
-        </w:pBdr>
-      </w:pPr>
-    </w:p>
-    <w:p>
       <w:r>
         <w:rPr>
           <w:b/>
           <w:i w:val="0"/>
         </w:rPr>
-        <w:t>8.</w:t>
+        <w:t>7.</w:t>
       </w:r>
       <w:r>
         <w:rPr>
@@ -957,26 +1054,12 @@
     </w:tbl>
     <w:p/>
     <w:p>
-      <w:pPr>
-        <w:pBdr>
-          <w:bottom w:val="single" w:sz="6" w:space="1" w:color="AAAAAA"/>
-        </w:pBdr>
-      </w:pPr>
-    </w:p>
-    <w:p>
-      <w:pPr>
-        <w:pBdr>
-          <w:bottom w:val="single" w:sz="6" w:space="1" w:color="AAAAAA"/>
-        </w:pBdr>
-      </w:pPr>
-    </w:p>
-    <w:p>
       <w:r>
         <w:rPr>
           <w:b/>
           <w:i w:val="0"/>
         </w:rPr>
-        <w:t>9.</w:t>
+        <w:t>8.</w:t>
       </w:r>
       <w:r>
         <w:rPr>
@@ -1089,20 +1172,6 @@
       </w:tr>
     </w:tbl>
     <w:p/>
-    <w:p>
-      <w:pPr>
-        <w:pBdr>
-          <w:bottom w:val="single" w:sz="6" w:space="1" w:color="AAAAAA"/>
-        </w:pBdr>
-      </w:pPr>
-    </w:p>
-    <w:p>
-      <w:pPr>
-        <w:pBdr>
-          <w:bottom w:val="single" w:sz="6" w:space="1" w:color="AAAAAA"/>
-        </w:pBdr>
-      </w:pPr>
-    </w:p>
     <w:p>
       <w:pPr>
         <w:pBdr>
